--- a/hr/마인드_연봉조정_운영기준.docx
+++ b/hr/마인드_연봉조정_운영기준.docx
@@ -652,8 +652,26 @@
                 <w:sz w:val="19"/>
                 <w:szCs w:val="19"/>
               </w:rPr>
-              <w:t xml:space="preserve">직무 성과
-(40점)</w:t>
+              <w:t xml:space="preserve">직무 성과</w:t>
+            </w:r>
+          </w:p>
+          <w:p>
+            <w:pPr>
+              <w:spacing w:line="264"/>
+              <w:jc w:val="left"/>
+            </w:pPr>
+            <w:r>
+              <w:rPr>
+                <w:rFonts w:ascii="맑은 고딕" w:cs="맑은 고딕" w:eastAsia="맑은 고딕" w:hAnsi="맑은 고딕"/>
+                <w:b w:val="false"/>
+                <w:bCs w:val="false"/>
+                <w:i w:val="false"/>
+                <w:iCs w:val="false"/>
+                <w:color w:val="14161B"/>
+                <w:sz w:val="19"/>
+                <w:szCs w:val="19"/>
+              </w:rPr>
+              <w:t xml:space="preserve">(40점)</w:t>
             </w:r>
           </w:p>
         </w:tc>
@@ -929,8 +947,26 @@
                 <w:sz w:val="19"/>
                 <w:szCs w:val="19"/>
               </w:rPr>
-              <w:t xml:space="preserve">직무 역량
-(30점)</w:t>
+              <w:t xml:space="preserve">직무 역량</w:t>
+            </w:r>
+          </w:p>
+          <w:p>
+            <w:pPr>
+              <w:spacing w:line="264"/>
+              <w:jc w:val="left"/>
+            </w:pPr>
+            <w:r>
+              <w:rPr>
+                <w:rFonts w:ascii="맑은 고딕" w:cs="맑은 고딕" w:eastAsia="맑은 고딕" w:hAnsi="맑은 고딕"/>
+                <w:b w:val="false"/>
+                <w:bCs w:val="false"/>
+                <w:i w:val="false"/>
+                <w:iCs w:val="false"/>
+                <w:color w:val="14161B"/>
+                <w:sz w:val="19"/>
+                <w:szCs w:val="19"/>
+              </w:rPr>
+              <w:t xml:space="preserve">(30점)</w:t>
             </w:r>
           </w:p>
         </w:tc>
@@ -1206,8 +1242,26 @@
                 <w:sz w:val="19"/>
                 <w:szCs w:val="19"/>
               </w:rPr>
-              <w:t xml:space="preserve">협업과 태도
-(20점)</w:t>
+              <w:t xml:space="preserve">협업과 태도</w:t>
+            </w:r>
+          </w:p>
+          <w:p>
+            <w:pPr>
+              <w:spacing w:line="264"/>
+              <w:jc w:val="left"/>
+            </w:pPr>
+            <w:r>
+              <w:rPr>
+                <w:rFonts w:ascii="맑은 고딕" w:cs="맑은 고딕" w:eastAsia="맑은 고딕" w:hAnsi="맑은 고딕"/>
+                <w:b w:val="false"/>
+                <w:bCs w:val="false"/>
+                <w:i w:val="false"/>
+                <w:iCs w:val="false"/>
+                <w:color w:val="14161B"/>
+                <w:sz w:val="19"/>
+                <w:szCs w:val="19"/>
+              </w:rPr>
+              <w:t xml:space="preserve">(20점)</w:t>
             </w:r>
           </w:p>
         </w:tc>
@@ -1391,8 +1445,26 @@
                 <w:sz w:val="19"/>
                 <w:szCs w:val="19"/>
               </w:rPr>
-              <w:t xml:space="preserve">기여와 성장
-(10점)</w:t>
+              <w:t xml:space="preserve">기여와 성장</w:t>
+            </w:r>
+          </w:p>
+          <w:p>
+            <w:pPr>
+              <w:spacing w:line="264"/>
+              <w:jc w:val="left"/>
+            </w:pPr>
+            <w:r>
+              <w:rPr>
+                <w:rFonts w:ascii="맑은 고딕" w:cs="맑은 고딕" w:eastAsia="맑은 고딕" w:hAnsi="맑은 고딕"/>
+                <w:b w:val="false"/>
+                <w:bCs w:val="false"/>
+                <w:i w:val="false"/>
+                <w:iCs w:val="false"/>
+                <w:color w:val="14161B"/>
+                <w:sz w:val="19"/>
+                <w:szCs w:val="19"/>
+              </w:rPr>
+              <w:t xml:space="preserve">(10점)</w:t>
             </w:r>
           </w:p>
         </w:tc>

--- a/hr/마인드_연봉조정_운영기준.docx
+++ b/hr/마인드_연봉조정_운영기준.docx
@@ -2820,7 +2820,7 @@
           <w:sz w:val="20"/>
           <w:szCs w:val="20"/>
         </w:rPr>
-        <w:t xml:space="preserve">시행일    2026년 9월 1일</w:t>
+        <w:t xml:space="preserve">시행일    2026년 10월 1일</w:t>
       </w:r>
     </w:p>
     <w:p>
